--- a/Manual/manual_usuarios.docx
+++ b/Manual/manual_usuarios.docx
@@ -130,6 +130,116 @@
           <w:lang w:val="pt-BR"/>
         </w:rPr>
         <w:t>de Doação de Sangue de Animal</w:t>
+      </w:r>
+    </w:p>
+    <w:p>
+      <w:pPr>
+        <w:rPr>
+          <w:lang w:val="pt-BR"/>
+        </w:rPr>
+      </w:pPr>
+    </w:p>
+    <w:p>
+      <w:pPr>
+        <w:rPr>
+          <w:lang w:val="pt-BR"/>
+        </w:rPr>
+      </w:pPr>
+    </w:p>
+    <w:p>
+      <w:pPr>
+        <w:rPr>
+          <w:lang w:val="pt-BR"/>
+        </w:rPr>
+      </w:pPr>
+    </w:p>
+    <w:p>
+      <w:pPr>
+        <w:rPr>
+          <w:lang w:val="pt-BR"/>
+        </w:rPr>
+      </w:pPr>
+    </w:p>
+    <w:p>
+      <w:pPr>
+        <w:rPr>
+          <w:lang w:val="pt-BR"/>
+        </w:rPr>
+      </w:pPr>
+    </w:p>
+    <w:p>
+      <w:pPr>
+        <w:rPr>
+          <w:lang w:val="pt-BR"/>
+        </w:rPr>
+      </w:pPr>
+    </w:p>
+    <w:p>
+      <w:pPr>
+        <w:rPr>
+          <w:lang w:val="pt-BR"/>
+        </w:rPr>
+      </w:pPr>
+    </w:p>
+    <w:p>
+      <w:pPr>
+        <w:rPr>
+          <w:lang w:val="pt-BR"/>
+        </w:rPr>
+      </w:pPr>
+    </w:p>
+    <w:p>
+      <w:pPr>
+        <w:rPr>
+          <w:lang w:val="pt-BR"/>
+        </w:rPr>
+      </w:pPr>
+    </w:p>
+    <w:p>
+      <w:pPr>
+        <w:rPr>
+          <w:lang w:val="pt-BR"/>
+        </w:rPr>
+      </w:pPr>
+    </w:p>
+    <w:p>
+      <w:pPr>
+        <w:rPr>
+          <w:lang w:val="pt-BR"/>
+        </w:rPr>
+      </w:pPr>
+    </w:p>
+    <w:p>
+      <w:pPr>
+        <w:rPr>
+          <w:lang w:val="pt-BR"/>
+        </w:rPr>
+      </w:pPr>
+    </w:p>
+    <w:p>
+      <w:pPr>
+        <w:rPr>
+          <w:lang w:val="pt-BR"/>
+        </w:rPr>
+      </w:pPr>
+      <w:r>
+        <w:rPr>
+          <w:lang w:val="pt-BR"/>
+        </w:rPr>
+        <w:t xml:space="preserve">Alunos: </w:t>
+      </w:r>
+    </w:p>
+    <w:p>
+      <w:pPr>
+        <w:rPr>
+          <w:lang w:val="pt-BR"/>
+        </w:rPr>
+      </w:pPr>
+      <w:r>
+        <w:rPr>
+          <w:lang w:val="pt-BR"/>
+        </w:rPr>
+        <w:t>Francielle Luz da Silva</w:t>
       </w:r>
     </w:p>
     <w:p>
@@ -144,6 +254,12 @@
           <w:lang w:val="pt-BR"/>
         </w:rPr>
       </w:pPr>
+      <w:r>
+        <w:rPr>
+          <w:lang w:val="pt-BR"/>
+        </w:rPr>
+        <w:t>Herman Alves Gomes da Silva</w:t>
+      </w:r>
       <w:r>
         <w:rPr>
           <w:lang w:val="pt-BR"/>
@@ -3124,7 +3240,6 @@
                 <w:bCs/>
               </w:rPr>
             </w:pPr>
-            <w:proofErr w:type="spellStart"/>
             <w:r>
               <w:rPr>
                 <w:b/>
@@ -3132,7 +3247,6 @@
               </w:rPr>
               <w:t>Descrição</w:t>
             </w:r>
-            <w:proofErr w:type="spellEnd"/>
           </w:p>
         </w:tc>
         <w:tc>
@@ -3166,7 +3280,6 @@
                 <w:bCs/>
               </w:rPr>
             </w:pPr>
-            <w:proofErr w:type="spellStart"/>
             <w:r>
               <w:rPr>
                 <w:b/>
@@ -3174,7 +3287,6 @@
               </w:rPr>
               <w:t>Obrigatório</w:t>
             </w:r>
-            <w:proofErr w:type="spellEnd"/>
           </w:p>
         </w:tc>
       </w:tr>
@@ -3184,11 +3296,9 @@
             <w:tcW w:w="2160" w:type="dxa"/>
           </w:tcPr>
           <w:p>
-            <w:proofErr w:type="spellStart"/>
             <w:r>
               <w:t>nome</w:t>
             </w:r>
-            <w:proofErr w:type="spellEnd"/>
           </w:p>
         </w:tc>
         <w:tc>
@@ -3197,15 +3307,7 @@
           </w:tcPr>
           <w:p>
             <w:r>
-              <w:t xml:space="preserve">Nome </w:t>
-            </w:r>
-            <w:proofErr w:type="spellStart"/>
-            <w:r>
-              <w:t>completo</w:t>
-            </w:r>
-            <w:proofErr w:type="spellEnd"/>
-            <w:r>
-              <w:t xml:space="preserve"> do tutor</w:t>
+              <w:t>Nome completo do tutor</w:t>
             </w:r>
           </w:p>
         </w:tc>
@@ -3214,13 +3316,8 @@
             <w:tcW w:w="1418" w:type="dxa"/>
           </w:tcPr>
           <w:p>
-            <w:proofErr w:type="spellStart"/>
-            <w:r>
-              <w:t>Texto</w:t>
-            </w:r>
-            <w:proofErr w:type="spellEnd"/>
-            <w:r>
-              <w:t xml:space="preserve"> (50)</w:t>
+            <w:r>
+              <w:t>Texto (50)</w:t>
             </w:r>
           </w:p>
         </w:tc>
@@ -3241,11 +3338,9 @@
             <w:tcW w:w="2160" w:type="dxa"/>
           </w:tcPr>
           <w:p>
-            <w:proofErr w:type="spellStart"/>
             <w:r>
               <w:t>cpf</w:t>
             </w:r>
-            <w:proofErr w:type="spellEnd"/>
           </w:p>
         </w:tc>
         <w:tc>
@@ -3263,13 +3358,8 @@
             <w:tcW w:w="1418" w:type="dxa"/>
           </w:tcPr>
           <w:p>
-            <w:proofErr w:type="spellStart"/>
-            <w:r>
-              <w:t>Texto</w:t>
-            </w:r>
-            <w:proofErr w:type="spellEnd"/>
-            <w:r>
-              <w:t xml:space="preserve"> (15)</w:t>
+            <w:r>
+              <w:t>Texto (15)</w:t>
             </w:r>
           </w:p>
         </w:tc>
@@ -3301,13 +3391,8 @@
           </w:tcPr>
           <w:p>
             <w:r>
-              <w:t xml:space="preserve">E-mail para </w:t>
-            </w:r>
-            <w:proofErr w:type="spellStart"/>
-            <w:r>
-              <w:t>contato</w:t>
-            </w:r>
-            <w:proofErr w:type="spellEnd"/>
+              <w:t>E-mail para contato</w:t>
+            </w:r>
           </w:p>
         </w:tc>
         <w:tc>
@@ -3315,13 +3400,8 @@
             <w:tcW w:w="1418" w:type="dxa"/>
           </w:tcPr>
           <w:p>
-            <w:proofErr w:type="spellStart"/>
-            <w:r>
-              <w:t>Texto</w:t>
-            </w:r>
-            <w:proofErr w:type="spellEnd"/>
-            <w:r>
-              <w:t xml:space="preserve"> (50)</w:t>
+            <w:r>
+              <w:t>Texto (50)</w:t>
             </w:r>
           </w:p>
         </w:tc>
@@ -3342,11 +3422,9 @@
             <w:tcW w:w="2160" w:type="dxa"/>
           </w:tcPr>
           <w:p>
-            <w:proofErr w:type="spellStart"/>
             <w:r>
               <w:t>cidadeestado</w:t>
             </w:r>
-            <w:proofErr w:type="spellEnd"/>
           </w:p>
         </w:tc>
         <w:tc>
@@ -3354,27 +3432,9 @@
             <w:tcW w:w="3051" w:type="dxa"/>
           </w:tcPr>
           <w:p>
-            <w:proofErr w:type="spellStart"/>
-            <w:r>
-              <w:t>Referência</w:t>
-            </w:r>
-            <w:proofErr w:type="spellEnd"/>
-            <w:r>
-              <w:t xml:space="preserve"> de </w:t>
-            </w:r>
-            <w:proofErr w:type="spellStart"/>
-            <w:r>
-              <w:t>cidade</w:t>
-            </w:r>
-            <w:proofErr w:type="spellEnd"/>
-            <w:r>
-              <w:t>/</w:t>
-            </w:r>
-            <w:proofErr w:type="spellStart"/>
-            <w:r>
-              <w:t>estado</w:t>
-            </w:r>
-            <w:proofErr w:type="spellEnd"/>
+            <w:r>
+              <w:t>Referência de cidade/estado</w:t>
+            </w:r>
           </w:p>
         </w:tc>
         <w:tc>
@@ -3382,13 +3442,8 @@
             <w:tcW w:w="1418" w:type="dxa"/>
           </w:tcPr>
           <w:p>
-            <w:proofErr w:type="spellStart"/>
-            <w:r>
-              <w:t>Inteiro</w:t>
-            </w:r>
-            <w:proofErr w:type="spellEnd"/>
-            <w:r>
-              <w:t xml:space="preserve"> (FK)</w:t>
+            <w:r>
+              <w:t>Inteiro (FK)</w:t>
             </w:r>
           </w:p>
         </w:tc>
@@ -4382,7 +4437,6 @@
                 <w:lang w:val="pt-BR" w:eastAsia="pt-BR"/>
               </w:rPr>
             </w:pPr>
-            <w:proofErr w:type="spellStart"/>
             <w:r>
               <w:rPr>
                 <w:rFonts w:ascii="Cambria" w:eastAsia="Times New Roman" w:hAnsi="Cambria" w:cs="Times New Roman"/>
@@ -4393,7 +4447,6 @@
               </w:rPr>
               <w:t>Descrição</w:t>
             </w:r>
-            <w:proofErr w:type="spellEnd"/>
           </w:p>
         </w:tc>
         <w:tc>
@@ -4440,7 +4493,6 @@
                 <w:lang w:val="pt-BR" w:eastAsia="pt-BR"/>
               </w:rPr>
             </w:pPr>
-            <w:proofErr w:type="spellStart"/>
             <w:r>
               <w:rPr>
                 <w:rFonts w:ascii="Cambria" w:eastAsia="Times New Roman" w:hAnsi="Cambria" w:cs="Times New Roman"/>
@@ -4451,7 +4503,6 @@
               </w:rPr>
               <w:t>Obrigatório</w:t>
             </w:r>
-            <w:proofErr w:type="spellEnd"/>
           </w:p>
         </w:tc>
       </w:tr>
@@ -4776,7 +4827,6 @@
                 <w:lang w:val="pt-BR" w:eastAsia="pt-BR"/>
               </w:rPr>
             </w:pPr>
-            <w:proofErr w:type="spellStart"/>
             <w:r>
               <w:rPr>
                 <w:rFonts w:ascii="Aptos Narrow" w:eastAsia="Times New Roman" w:hAnsi="Aptos Narrow" w:cs="Times New Roman"/>
@@ -4785,7 +4835,6 @@
               </w:rPr>
               <w:t>codTutor</w:t>
             </w:r>
-            <w:proofErr w:type="spellEnd"/>
           </w:p>
         </w:tc>
         <w:tc>
@@ -4826,23 +4875,13 @@
                 <w:lang w:val="pt-BR" w:eastAsia="pt-BR"/>
               </w:rPr>
             </w:pPr>
-            <w:proofErr w:type="spellStart"/>
             <w:r>
               <w:rPr>
                 <w:rFonts w:ascii="Cambria" w:eastAsia="Times New Roman" w:hAnsi="Cambria" w:cs="Times New Roman"/>
                 <w:color w:val="000000"/>
                 <w:lang w:eastAsia="pt-BR"/>
               </w:rPr>
-              <w:t>Inteiro</w:t>
-            </w:r>
-            <w:proofErr w:type="spellEnd"/>
-            <w:r>
-              <w:rPr>
-                <w:rFonts w:ascii="Cambria" w:eastAsia="Times New Roman" w:hAnsi="Cambria" w:cs="Times New Roman"/>
-                <w:color w:val="000000"/>
-                <w:lang w:eastAsia="pt-BR"/>
-              </w:rPr>
-              <w:t xml:space="preserve"> (FK)</w:t>
+              <w:t>Inteiro (FK)</w:t>
             </w:r>
           </w:p>
         </w:tc>
@@ -4889,7 +4928,6 @@
                 <w:lang w:val="pt-BR" w:eastAsia="pt-BR"/>
               </w:rPr>
             </w:pPr>
-            <w:proofErr w:type="spellStart"/>
             <w:r>
               <w:rPr>
                 <w:rFonts w:ascii="Aptos Narrow" w:eastAsia="Times New Roman" w:hAnsi="Aptos Narrow" w:cs="Times New Roman"/>
@@ -4898,7 +4936,6 @@
               </w:rPr>
               <w:t>codRaca</w:t>
             </w:r>
-            <w:proofErr w:type="spellEnd"/>
           </w:p>
         </w:tc>
         <w:tc>
@@ -4939,23 +4976,13 @@
                 <w:lang w:val="pt-BR" w:eastAsia="pt-BR"/>
               </w:rPr>
             </w:pPr>
-            <w:proofErr w:type="spellStart"/>
             <w:r>
               <w:rPr>
                 <w:rFonts w:ascii="Cambria" w:eastAsia="Times New Roman" w:hAnsi="Cambria" w:cs="Times New Roman"/>
                 <w:color w:val="000000"/>
                 <w:lang w:eastAsia="pt-BR"/>
               </w:rPr>
-              <w:t>Inteiro</w:t>
-            </w:r>
-            <w:proofErr w:type="spellEnd"/>
-            <w:r>
-              <w:rPr>
-                <w:rFonts w:ascii="Cambria" w:eastAsia="Times New Roman" w:hAnsi="Cambria" w:cs="Times New Roman"/>
-                <w:color w:val="000000"/>
-                <w:lang w:eastAsia="pt-BR"/>
-              </w:rPr>
-              <w:t xml:space="preserve"> (FK)</w:t>
+              <w:t>Inteiro (FK)</w:t>
             </w:r>
           </w:p>
         </w:tc>
@@ -5002,7 +5029,6 @@
                 <w:lang w:val="pt-BR" w:eastAsia="pt-BR"/>
               </w:rPr>
             </w:pPr>
-            <w:proofErr w:type="spellStart"/>
             <w:r>
               <w:rPr>
                 <w:rFonts w:ascii="Aptos Narrow" w:eastAsia="Times New Roman" w:hAnsi="Aptos Narrow" w:cs="Times New Roman"/>
@@ -5011,7 +5037,6 @@
               </w:rPr>
               <w:t>codTipoSanguineo</w:t>
             </w:r>
-            <w:proofErr w:type="spellEnd"/>
           </w:p>
         </w:tc>
         <w:tc>
@@ -5052,23 +5077,13 @@
                 <w:lang w:val="pt-BR" w:eastAsia="pt-BR"/>
               </w:rPr>
             </w:pPr>
-            <w:proofErr w:type="spellStart"/>
             <w:r>
               <w:rPr>
                 <w:rFonts w:ascii="Cambria" w:eastAsia="Times New Roman" w:hAnsi="Cambria" w:cs="Times New Roman"/>
                 <w:color w:val="000000"/>
                 <w:lang w:eastAsia="pt-BR"/>
               </w:rPr>
-              <w:t>Inteiro</w:t>
-            </w:r>
-            <w:proofErr w:type="spellEnd"/>
-            <w:r>
-              <w:rPr>
-                <w:rFonts w:ascii="Cambria" w:eastAsia="Times New Roman" w:hAnsi="Cambria" w:cs="Times New Roman"/>
-                <w:color w:val="000000"/>
-                <w:lang w:eastAsia="pt-BR"/>
-              </w:rPr>
-              <w:t xml:space="preserve"> (FK)</w:t>
+              <w:t>Inteiro (FK)</w:t>
             </w:r>
           </w:p>
         </w:tc>
@@ -5115,7 +5130,6 @@
                 <w:lang w:val="pt-BR" w:eastAsia="pt-BR"/>
               </w:rPr>
             </w:pPr>
-            <w:proofErr w:type="spellStart"/>
             <w:r>
               <w:rPr>
                 <w:rFonts w:ascii="Aptos Narrow" w:eastAsia="Times New Roman" w:hAnsi="Aptos Narrow" w:cs="Times New Roman"/>
@@ -5124,7 +5138,6 @@
               </w:rPr>
               <w:t>codEspecie</w:t>
             </w:r>
-            <w:proofErr w:type="spellEnd"/>
           </w:p>
         </w:tc>
         <w:tc>
@@ -5165,23 +5178,13 @@
                 <w:lang w:val="pt-BR" w:eastAsia="pt-BR"/>
               </w:rPr>
             </w:pPr>
-            <w:proofErr w:type="spellStart"/>
             <w:r>
               <w:rPr>
                 <w:rFonts w:ascii="Cambria" w:eastAsia="Times New Roman" w:hAnsi="Cambria" w:cs="Times New Roman"/>
                 <w:color w:val="000000"/>
                 <w:lang w:eastAsia="pt-BR"/>
               </w:rPr>
-              <w:t>Inteiro</w:t>
-            </w:r>
-            <w:proofErr w:type="spellEnd"/>
-            <w:r>
-              <w:rPr>
-                <w:rFonts w:ascii="Cambria" w:eastAsia="Times New Roman" w:hAnsi="Cambria" w:cs="Times New Roman"/>
-                <w:color w:val="000000"/>
-                <w:lang w:eastAsia="pt-BR"/>
-              </w:rPr>
-              <w:t xml:space="preserve"> (FK)</w:t>
+              <w:t>Inteiro (FK)</w:t>
             </w:r>
           </w:p>
         </w:tc>
@@ -5855,7 +5858,6 @@
                 <w:bCs/>
               </w:rPr>
             </w:pPr>
-            <w:proofErr w:type="spellStart"/>
             <w:r>
               <w:rPr>
                 <w:b/>
@@ -5863,7 +5865,6 @@
               </w:rPr>
               <w:t>Descrição</w:t>
             </w:r>
-            <w:proofErr w:type="spellEnd"/>
           </w:p>
         </w:tc>
         <w:tc>
@@ -5897,7 +5898,6 @@
                 <w:bCs/>
               </w:rPr>
             </w:pPr>
-            <w:proofErr w:type="spellStart"/>
             <w:r>
               <w:rPr>
                 <w:b/>
@@ -5905,7 +5905,6 @@
               </w:rPr>
               <w:t>Obrigatório</w:t>
             </w:r>
-            <w:proofErr w:type="spellEnd"/>
           </w:p>
         </w:tc>
       </w:tr>
@@ -5916,7 +5915,6 @@
             <w:vAlign w:val="center"/>
           </w:tcPr>
           <w:p>
-            <w:proofErr w:type="spellStart"/>
             <w:r>
               <w:rPr>
                 <w:rFonts w:ascii="Aptos Narrow" w:hAnsi="Aptos Narrow"/>
@@ -5924,7 +5922,6 @@
               </w:rPr>
               <w:t>nome</w:t>
             </w:r>
-            <w:proofErr w:type="spellEnd"/>
           </w:p>
         </w:tc>
         <w:tc>
@@ -5938,17 +5935,8 @@
                 <w:rFonts w:ascii="Aptos Narrow" w:hAnsi="Aptos Narrow"/>
                 <w:color w:val="000000"/>
               </w:rPr>
-              <w:t xml:space="preserve">Nome </w:t>
-            </w:r>
-            <w:proofErr w:type="spellStart"/>
-            <w:r>
-              <w:rPr>
-                <w:rFonts w:ascii="Aptos Narrow" w:hAnsi="Aptos Narrow"/>
-                <w:color w:val="000000"/>
-              </w:rPr>
-              <w:t>Completo</w:t>
-            </w:r>
-            <w:proofErr w:type="spellEnd"/>
+              <w:t>Nome Completo</w:t>
+            </w:r>
           </w:p>
         </w:tc>
         <w:tc>
@@ -5957,21 +5945,12 @@
             <w:vAlign w:val="center"/>
           </w:tcPr>
           <w:p>
-            <w:proofErr w:type="spellStart"/>
             <w:r>
               <w:rPr>
                 <w:rFonts w:ascii="Aptos Narrow" w:hAnsi="Aptos Narrow"/>
                 <w:color w:val="000000"/>
               </w:rPr>
-              <w:t>Texto</w:t>
-            </w:r>
-            <w:proofErr w:type="spellEnd"/>
-            <w:r>
-              <w:rPr>
-                <w:rFonts w:ascii="Aptos Narrow" w:hAnsi="Aptos Narrow"/>
-                <w:color w:val="000000"/>
-              </w:rPr>
-              <w:t xml:space="preserve"> (50)</w:t>
+              <w:t>Texto (50)</w:t>
             </w:r>
           </w:p>
         </w:tc>
@@ -5993,7 +5972,6 @@
             <w:vAlign w:val="center"/>
           </w:tcPr>
           <w:p>
-            <w:proofErr w:type="spellStart"/>
             <w:r>
               <w:rPr>
                 <w:rFonts w:ascii="Aptos Narrow" w:hAnsi="Aptos Narrow"/>
@@ -6001,7 +5979,6 @@
               </w:rPr>
               <w:t>telefone</w:t>
             </w:r>
-            <w:proofErr w:type="spellEnd"/>
           </w:p>
         </w:tc>
         <w:tc>
@@ -6010,7 +5987,6 @@
             <w:vAlign w:val="center"/>
           </w:tcPr>
           <w:p>
-            <w:proofErr w:type="spellStart"/>
             <w:r>
               <w:rPr>
                 <w:rFonts w:ascii="Aptos Narrow" w:hAnsi="Aptos Narrow"/>
@@ -6018,7 +5994,6 @@
               </w:rPr>
               <w:t>Telefone</w:t>
             </w:r>
-            <w:proofErr w:type="spellEnd"/>
           </w:p>
         </w:tc>
         <w:tc>
@@ -6027,21 +6002,12 @@
             <w:vAlign w:val="center"/>
           </w:tcPr>
           <w:p>
-            <w:proofErr w:type="spellStart"/>
             <w:r>
               <w:rPr>
                 <w:rFonts w:ascii="Aptos Narrow" w:hAnsi="Aptos Narrow"/>
                 <w:color w:val="000000"/>
               </w:rPr>
-              <w:t>Texto</w:t>
-            </w:r>
-            <w:proofErr w:type="spellEnd"/>
-            <w:r>
-              <w:rPr>
-                <w:rFonts w:ascii="Aptos Narrow" w:hAnsi="Aptos Narrow"/>
-                <w:color w:val="000000"/>
-              </w:rPr>
-              <w:t xml:space="preserve"> (16)</w:t>
+              <w:t>Texto (16)</w:t>
             </w:r>
           </w:p>
         </w:tc>
@@ -6063,7 +6029,6 @@
             <w:vAlign w:val="center"/>
           </w:tcPr>
           <w:p>
-            <w:proofErr w:type="spellStart"/>
             <w:r>
               <w:rPr>
                 <w:rFonts w:ascii="Aptos Narrow" w:hAnsi="Aptos Narrow"/>
@@ -6071,7 +6036,6 @@
               </w:rPr>
               <w:t>crmv</w:t>
             </w:r>
-            <w:proofErr w:type="spellEnd"/>
           </w:p>
         </w:tc>
         <w:tc>
@@ -6101,21 +6065,12 @@
             <w:vAlign w:val="center"/>
           </w:tcPr>
           <w:p>
-            <w:proofErr w:type="spellStart"/>
             <w:r>
               <w:rPr>
                 <w:rFonts w:ascii="Aptos Narrow" w:hAnsi="Aptos Narrow"/>
                 <w:color w:val="000000"/>
               </w:rPr>
-              <w:t>Texto</w:t>
-            </w:r>
-            <w:proofErr w:type="spellEnd"/>
-            <w:r>
-              <w:rPr>
-                <w:rFonts w:ascii="Aptos Narrow" w:hAnsi="Aptos Narrow"/>
-                <w:color w:val="000000"/>
-              </w:rPr>
-              <w:t xml:space="preserve"> (13)</w:t>
+              <w:t>Texto (13)</w:t>
             </w:r>
           </w:p>
         </w:tc>
@@ -6137,7 +6092,6 @@
             <w:vAlign w:val="center"/>
           </w:tcPr>
           <w:p>
-            <w:proofErr w:type="spellStart"/>
             <w:r>
               <w:rPr>
                 <w:rFonts w:ascii="Aptos Narrow" w:hAnsi="Aptos Narrow"/>
@@ -6145,7 +6099,6 @@
               </w:rPr>
               <w:t>clinica</w:t>
             </w:r>
-            <w:proofErr w:type="spellEnd"/>
           </w:p>
         </w:tc>
         <w:tc>
@@ -6175,21 +6128,12 @@
             <w:vAlign w:val="center"/>
           </w:tcPr>
           <w:p>
-            <w:proofErr w:type="spellStart"/>
             <w:r>
               <w:rPr>
                 <w:rFonts w:ascii="Aptos Narrow" w:hAnsi="Aptos Narrow"/>
                 <w:color w:val="000000"/>
               </w:rPr>
-              <w:t>Inteiro</w:t>
-            </w:r>
-            <w:proofErr w:type="spellEnd"/>
-            <w:r>
-              <w:rPr>
-                <w:rFonts w:ascii="Aptos Narrow" w:hAnsi="Aptos Narrow"/>
-                <w:color w:val="000000"/>
-              </w:rPr>
-              <w:t xml:space="preserve"> (FK)</w:t>
+              <w:t>Inteiro (FK)</w:t>
             </w:r>
           </w:p>
         </w:tc>
@@ -6826,7 +6770,6 @@
                 <w:bCs/>
               </w:rPr>
             </w:pPr>
-            <w:proofErr w:type="spellStart"/>
             <w:r>
               <w:rPr>
                 <w:b/>
@@ -6834,7 +6777,6 @@
               </w:rPr>
               <w:t>Descrição</w:t>
             </w:r>
-            <w:proofErr w:type="spellEnd"/>
           </w:p>
         </w:tc>
         <w:tc>
@@ -6868,7 +6810,6 @@
                 <w:bCs/>
               </w:rPr>
             </w:pPr>
-            <w:proofErr w:type="spellStart"/>
             <w:r>
               <w:rPr>
                 <w:b/>
@@ -6876,7 +6817,6 @@
               </w:rPr>
               <w:t>Obrigatório</w:t>
             </w:r>
-            <w:proofErr w:type="spellEnd"/>
           </w:p>
         </w:tc>
       </w:tr>
@@ -6887,7 +6827,6 @@
             <w:vAlign w:val="center"/>
           </w:tcPr>
           <w:p>
-            <w:proofErr w:type="spellStart"/>
             <w:r>
               <w:rPr>
                 <w:rFonts w:ascii="Aptos Narrow" w:hAnsi="Aptos Narrow"/>
@@ -6895,7 +6834,6 @@
               </w:rPr>
               <w:t>nome</w:t>
             </w:r>
-            <w:proofErr w:type="spellEnd"/>
           </w:p>
         </w:tc>
         <w:tc>
@@ -6909,17 +6847,8 @@
                 <w:rFonts w:ascii="Aptos Narrow" w:hAnsi="Aptos Narrow"/>
                 <w:color w:val="000000"/>
               </w:rPr>
-              <w:t xml:space="preserve">Nome da </w:t>
-            </w:r>
-            <w:proofErr w:type="spellStart"/>
-            <w:r>
-              <w:rPr>
-                <w:rFonts w:ascii="Aptos Narrow" w:hAnsi="Aptos Narrow"/>
-                <w:color w:val="000000"/>
-              </w:rPr>
-              <w:t>Vacina</w:t>
-            </w:r>
-            <w:proofErr w:type="spellEnd"/>
+              <w:t>Nome da Vacina</w:t>
+            </w:r>
           </w:p>
         </w:tc>
         <w:tc>
@@ -6928,21 +6857,12 @@
             <w:vAlign w:val="center"/>
           </w:tcPr>
           <w:p>
-            <w:proofErr w:type="spellStart"/>
             <w:r>
               <w:rPr>
                 <w:rFonts w:ascii="Aptos Narrow" w:hAnsi="Aptos Narrow"/>
                 <w:color w:val="000000"/>
               </w:rPr>
-              <w:t>Texto</w:t>
-            </w:r>
-            <w:proofErr w:type="spellEnd"/>
-            <w:r>
-              <w:rPr>
-                <w:rFonts w:ascii="Aptos Narrow" w:hAnsi="Aptos Narrow"/>
-                <w:color w:val="000000"/>
-              </w:rPr>
-              <w:t xml:space="preserve"> (30)</w:t>
+              <w:t>Texto (30)</w:t>
             </w:r>
           </w:p>
         </w:tc>
@@ -7608,7 +7528,6 @@
                 <w:bCs/>
               </w:rPr>
             </w:pPr>
-            <w:proofErr w:type="spellStart"/>
             <w:r>
               <w:rPr>
                 <w:b/>
@@ -7616,7 +7535,6 @@
               </w:rPr>
               <w:t>Descrição</w:t>
             </w:r>
-            <w:proofErr w:type="spellEnd"/>
           </w:p>
         </w:tc>
         <w:tc>
@@ -7650,7 +7568,6 @@
                 <w:bCs/>
               </w:rPr>
             </w:pPr>
-            <w:proofErr w:type="spellStart"/>
             <w:r>
               <w:rPr>
                 <w:b/>
@@ -7658,7 +7575,6 @@
               </w:rPr>
               <w:t>Obrigatório</w:t>
             </w:r>
-            <w:proofErr w:type="spellEnd"/>
           </w:p>
         </w:tc>
       </w:tr>
@@ -7668,11 +7584,9 @@
             <w:tcW w:w="2160" w:type="dxa"/>
           </w:tcPr>
           <w:p>
-            <w:proofErr w:type="spellStart"/>
             <w:r>
               <w:t>nome</w:t>
             </w:r>
-            <w:proofErr w:type="spellEnd"/>
           </w:p>
         </w:tc>
         <w:tc>
@@ -7684,13 +7598,8 @@
               <w:t xml:space="preserve">Nome </w:t>
             </w:r>
             <w:r>
-              <w:t xml:space="preserve">da </w:t>
-            </w:r>
-            <w:proofErr w:type="spellStart"/>
-            <w:r>
-              <w:t>vacina</w:t>
-            </w:r>
-            <w:proofErr w:type="spellEnd"/>
+              <w:t>da vacina</w:t>
+            </w:r>
           </w:p>
         </w:tc>
         <w:tc>
@@ -7698,13 +7607,8 @@
             <w:tcW w:w="2160" w:type="dxa"/>
           </w:tcPr>
           <w:p>
-            <w:proofErr w:type="spellStart"/>
-            <w:r>
-              <w:t>Texto</w:t>
-            </w:r>
-            <w:proofErr w:type="spellEnd"/>
-            <w:r>
-              <w:t xml:space="preserve"> (50)</w:t>
+            <w:r>
+              <w:t>Texto (50)</w:t>
             </w:r>
           </w:p>
         </w:tc>
@@ -8347,7 +8251,6 @@
                 <w:bCs/>
               </w:rPr>
             </w:pPr>
-            <w:proofErr w:type="spellStart"/>
             <w:r>
               <w:rPr>
                 <w:b/>
@@ -8355,7 +8258,6 @@
               </w:rPr>
               <w:t>Descrição</w:t>
             </w:r>
-            <w:proofErr w:type="spellEnd"/>
           </w:p>
         </w:tc>
         <w:tc>
@@ -8389,7 +8291,6 @@
                 <w:bCs/>
               </w:rPr>
             </w:pPr>
-            <w:proofErr w:type="spellStart"/>
             <w:r>
               <w:rPr>
                 <w:b/>
@@ -8397,7 +8298,6 @@
               </w:rPr>
               <w:t>Obrigatório</w:t>
             </w:r>
-            <w:proofErr w:type="spellEnd"/>
           </w:p>
         </w:tc>
       </w:tr>
@@ -8407,11 +8307,9 @@
             <w:tcW w:w="2160" w:type="dxa"/>
           </w:tcPr>
           <w:p>
-            <w:proofErr w:type="spellStart"/>
             <w:r>
               <w:t>nome</w:t>
             </w:r>
-            <w:proofErr w:type="spellEnd"/>
           </w:p>
         </w:tc>
         <w:tc>
@@ -8423,13 +8321,8 @@
               <w:t xml:space="preserve">Nome </w:t>
             </w:r>
             <w:r>
-              <w:t xml:space="preserve">da </w:t>
-            </w:r>
-            <w:proofErr w:type="spellStart"/>
-            <w:r>
-              <w:t>doença</w:t>
-            </w:r>
-            <w:proofErr w:type="spellEnd"/>
+              <w:t>da doença</w:t>
+            </w:r>
           </w:p>
         </w:tc>
         <w:tc>
@@ -8437,13 +8330,8 @@
             <w:tcW w:w="2160" w:type="dxa"/>
           </w:tcPr>
           <w:p>
-            <w:proofErr w:type="spellStart"/>
-            <w:r>
-              <w:t>Texto</w:t>
-            </w:r>
-            <w:proofErr w:type="spellEnd"/>
-            <w:r>
-              <w:t xml:space="preserve"> (50)</w:t>
+            <w:r>
+              <w:t>Texto (50)</w:t>
             </w:r>
           </w:p>
         </w:tc>
@@ -9092,7 +8980,6 @@
                 <w:bCs/>
               </w:rPr>
             </w:pPr>
-            <w:proofErr w:type="spellStart"/>
             <w:r>
               <w:rPr>
                 <w:b/>
@@ -9100,7 +8987,6 @@
               </w:rPr>
               <w:t>Descrição</w:t>
             </w:r>
-            <w:proofErr w:type="spellEnd"/>
           </w:p>
         </w:tc>
         <w:tc>
@@ -9134,7 +9020,6 @@
                 <w:bCs/>
               </w:rPr>
             </w:pPr>
-            <w:proofErr w:type="spellStart"/>
             <w:r>
               <w:rPr>
                 <w:b/>
@@ -9142,7 +9027,6 @@
               </w:rPr>
               <w:t>Obrigatório</w:t>
             </w:r>
-            <w:proofErr w:type="spellEnd"/>
           </w:p>
         </w:tc>
       </w:tr>
@@ -9152,11 +9036,9 @@
             <w:tcW w:w="2160" w:type="dxa"/>
           </w:tcPr>
           <w:p>
-            <w:proofErr w:type="spellStart"/>
             <w:r>
               <w:t>nome</w:t>
             </w:r>
-            <w:proofErr w:type="spellEnd"/>
           </w:p>
         </w:tc>
         <w:tc>
@@ -9168,13 +9050,8 @@
               <w:t xml:space="preserve">Nome </w:t>
             </w:r>
             <w:r>
-              <w:t xml:space="preserve">da </w:t>
-            </w:r>
-            <w:proofErr w:type="spellStart"/>
-            <w:r>
-              <w:t>espécie</w:t>
-            </w:r>
-            <w:proofErr w:type="spellEnd"/>
+              <w:t>da espécie</w:t>
+            </w:r>
           </w:p>
         </w:tc>
         <w:tc>
@@ -9182,13 +9059,8 @@
             <w:tcW w:w="2160" w:type="dxa"/>
           </w:tcPr>
           <w:p>
-            <w:proofErr w:type="spellStart"/>
-            <w:r>
-              <w:t>Texto</w:t>
-            </w:r>
-            <w:proofErr w:type="spellEnd"/>
-            <w:r>
-              <w:t xml:space="preserve"> (50)</w:t>
+            <w:r>
+              <w:t>Texto (50)</w:t>
             </w:r>
           </w:p>
         </w:tc>
@@ -9817,7 +9689,6 @@
                 <w:bCs/>
               </w:rPr>
             </w:pPr>
-            <w:proofErr w:type="spellStart"/>
             <w:r>
               <w:rPr>
                 <w:b/>
@@ -9825,7 +9696,6 @@
               </w:rPr>
               <w:t>Descrição</w:t>
             </w:r>
-            <w:proofErr w:type="spellEnd"/>
           </w:p>
         </w:tc>
         <w:tc>
@@ -9859,7 +9729,6 @@
                 <w:bCs/>
               </w:rPr>
             </w:pPr>
-            <w:proofErr w:type="spellStart"/>
             <w:r>
               <w:rPr>
                 <w:b/>
@@ -9867,7 +9736,6 @@
               </w:rPr>
               <w:t>Obrigatório</w:t>
             </w:r>
-            <w:proofErr w:type="spellEnd"/>
           </w:p>
         </w:tc>
       </w:tr>
@@ -9877,11 +9745,9 @@
             <w:tcW w:w="2160" w:type="dxa"/>
           </w:tcPr>
           <w:p>
-            <w:proofErr w:type="spellStart"/>
             <w:r>
               <w:t>nome</w:t>
             </w:r>
-            <w:proofErr w:type="spellEnd"/>
           </w:p>
         </w:tc>
         <w:tc>
@@ -9902,13 +9768,8 @@
             <w:tcW w:w="1985" w:type="dxa"/>
           </w:tcPr>
           <w:p>
-            <w:proofErr w:type="spellStart"/>
-            <w:r>
-              <w:t>Texto</w:t>
-            </w:r>
-            <w:proofErr w:type="spellEnd"/>
-            <w:r>
-              <w:t xml:space="preserve"> (50)</w:t>
+            <w:r>
+              <w:t>Texto (50)</w:t>
             </w:r>
           </w:p>
         </w:tc>
@@ -9930,7 +9791,6 @@
             <w:vAlign w:val="center"/>
           </w:tcPr>
           <w:p>
-            <w:proofErr w:type="spellStart"/>
             <w:r>
               <w:rPr>
                 <w:rFonts w:ascii="Aptos Narrow" w:hAnsi="Aptos Narrow"/>
@@ -9938,7 +9798,6 @@
               </w:rPr>
               <w:t>codEspecie</w:t>
             </w:r>
-            <w:proofErr w:type="spellEnd"/>
           </w:p>
         </w:tc>
         <w:tc>
@@ -9947,27 +9806,9 @@
             <w:vAlign w:val="center"/>
           </w:tcPr>
           <w:p>
-            <w:proofErr w:type="spellStart"/>
-            <w:r>
-              <w:t>Espécie</w:t>
-            </w:r>
-            <w:proofErr w:type="spellEnd"/>
-            <w:r>
-              <w:t xml:space="preserve"> </w:t>
-            </w:r>
-            <w:proofErr w:type="spellStart"/>
-            <w:r>
-              <w:t>relacionada</w:t>
-            </w:r>
-            <w:proofErr w:type="spellEnd"/>
-            <w:r>
-              <w:t xml:space="preserve"> a </w:t>
-            </w:r>
-            <w:proofErr w:type="spellStart"/>
-            <w:r>
-              <w:t>raça</w:t>
-            </w:r>
-            <w:proofErr w:type="spellEnd"/>
+            <w:r>
+              <w:t>Espécie relacionada a raça</w:t>
+            </w:r>
           </w:p>
         </w:tc>
         <w:tc>
@@ -9976,21 +9817,12 @@
             <w:vAlign w:val="center"/>
           </w:tcPr>
           <w:p>
-            <w:proofErr w:type="spellStart"/>
             <w:r>
               <w:rPr>
                 <w:rFonts w:ascii="Aptos Narrow" w:hAnsi="Aptos Narrow"/>
                 <w:color w:val="000000"/>
               </w:rPr>
-              <w:t>Inteiro</w:t>
-            </w:r>
-            <w:proofErr w:type="spellEnd"/>
-            <w:r>
-              <w:rPr>
-                <w:rFonts w:ascii="Aptos Narrow" w:hAnsi="Aptos Narrow"/>
-                <w:color w:val="000000"/>
-              </w:rPr>
-              <w:t xml:space="preserve"> (FK)</w:t>
+              <w:t>Inteiro (FK)</w:t>
             </w:r>
           </w:p>
         </w:tc>
@@ -10619,7 +10451,6 @@
                 <w:bCs/>
               </w:rPr>
             </w:pPr>
-            <w:proofErr w:type="spellStart"/>
             <w:r>
               <w:rPr>
                 <w:b/>
@@ -10627,7 +10458,6 @@
               </w:rPr>
               <w:t>Descrição</w:t>
             </w:r>
-            <w:proofErr w:type="spellEnd"/>
           </w:p>
         </w:tc>
         <w:tc>
@@ -10661,7 +10491,6 @@
                 <w:bCs/>
               </w:rPr>
             </w:pPr>
-            <w:proofErr w:type="spellStart"/>
             <w:r>
               <w:rPr>
                 <w:b/>
@@ -10669,7 +10498,6 @@
               </w:rPr>
               <w:t>Obrigatório</w:t>
             </w:r>
-            <w:proofErr w:type="spellEnd"/>
           </w:p>
         </w:tc>
       </w:tr>
@@ -10679,11 +10507,9 @@
             <w:tcW w:w="1101" w:type="dxa"/>
           </w:tcPr>
           <w:p>
-            <w:proofErr w:type="spellStart"/>
             <w:r>
               <w:t>nome</w:t>
             </w:r>
-            <w:proofErr w:type="spellEnd"/>
           </w:p>
         </w:tc>
         <w:tc>
@@ -10695,21 +10521,8 @@
               <w:t xml:space="preserve">Nome </w:t>
             </w:r>
             <w:r>
-              <w:t xml:space="preserve">do </w:t>
-            </w:r>
-            <w:proofErr w:type="spellStart"/>
-            <w:r>
-              <w:t>tipo</w:t>
-            </w:r>
-            <w:proofErr w:type="spellEnd"/>
-            <w:r>
-              <w:t xml:space="preserve"> </w:t>
-            </w:r>
-            <w:proofErr w:type="spellStart"/>
-            <w:r>
-              <w:t>sanguineo</w:t>
-            </w:r>
-            <w:proofErr w:type="spellEnd"/>
+              <w:t>do tipo sanguineo</w:t>
+            </w:r>
           </w:p>
         </w:tc>
         <w:tc>
@@ -10717,13 +10530,8 @@
             <w:tcW w:w="2160" w:type="dxa"/>
           </w:tcPr>
           <w:p>
-            <w:proofErr w:type="spellStart"/>
-            <w:r>
-              <w:t>Texto</w:t>
-            </w:r>
-            <w:proofErr w:type="spellEnd"/>
-            <w:r>
-              <w:t xml:space="preserve"> (50)</w:t>
+            <w:r>
+              <w:t>Texto (50)</w:t>
             </w:r>
           </w:p>
         </w:tc>
@@ -11354,7 +11162,6 @@
                 <w:bCs/>
               </w:rPr>
             </w:pPr>
-            <w:proofErr w:type="spellStart"/>
             <w:r>
               <w:rPr>
                 <w:b/>
@@ -11362,7 +11169,6 @@
               </w:rPr>
               <w:t>Descrição</w:t>
             </w:r>
-            <w:proofErr w:type="spellEnd"/>
           </w:p>
         </w:tc>
         <w:tc>
@@ -11396,7 +11202,6 @@
                 <w:bCs/>
               </w:rPr>
             </w:pPr>
-            <w:proofErr w:type="spellStart"/>
             <w:r>
               <w:rPr>
                 <w:b/>
@@ -11404,7 +11209,6 @@
               </w:rPr>
               <w:t>Obrigatório</w:t>
             </w:r>
-            <w:proofErr w:type="spellEnd"/>
           </w:p>
         </w:tc>
       </w:tr>
@@ -11415,7 +11219,6 @@
             <w:vAlign w:val="center"/>
           </w:tcPr>
           <w:p>
-            <w:proofErr w:type="spellStart"/>
             <w:r>
               <w:rPr>
                 <w:rFonts w:ascii="Aptos Narrow" w:hAnsi="Aptos Narrow"/>
@@ -11423,7 +11226,6 @@
               </w:rPr>
               <w:t>codTipoSanguineo</w:t>
             </w:r>
-            <w:proofErr w:type="spellEnd"/>
           </w:p>
         </w:tc>
         <w:tc>
@@ -11433,13 +11235,8 @@
           </w:tcPr>
           <w:p>
             <w:r>
-              <w:t xml:space="preserve">Tipo </w:t>
-            </w:r>
-            <w:proofErr w:type="spellStart"/>
-            <w:r>
-              <w:t>sanguíneo</w:t>
-            </w:r>
-            <w:proofErr w:type="spellEnd"/>
+              <w:t>Tipo sanguíneo</w:t>
+            </w:r>
           </w:p>
         </w:tc>
         <w:tc>
@@ -11448,21 +11245,12 @@
             <w:vAlign w:val="center"/>
           </w:tcPr>
           <w:p>
-            <w:proofErr w:type="spellStart"/>
             <w:r>
               <w:rPr>
                 <w:rFonts w:ascii="Aptos Narrow" w:hAnsi="Aptos Narrow"/>
                 <w:color w:val="000000"/>
               </w:rPr>
-              <w:t>Inteiro</w:t>
-            </w:r>
-            <w:proofErr w:type="spellEnd"/>
-            <w:r>
-              <w:rPr>
-                <w:rFonts w:ascii="Aptos Narrow" w:hAnsi="Aptos Narrow"/>
-                <w:color w:val="000000"/>
-              </w:rPr>
-              <w:t xml:space="preserve"> (FK)</w:t>
+              <w:t>Inteiro (FK)</w:t>
             </w:r>
           </w:p>
         </w:tc>
@@ -11484,7 +11272,6 @@
             <w:vAlign w:val="center"/>
           </w:tcPr>
           <w:p>
-            <w:proofErr w:type="spellStart"/>
             <w:r>
               <w:rPr>
                 <w:rFonts w:ascii="Aptos Narrow" w:hAnsi="Aptos Narrow"/>
@@ -11492,7 +11279,6 @@
               </w:rPr>
               <w:t>codEspecie</w:t>
             </w:r>
-            <w:proofErr w:type="spellEnd"/>
           </w:p>
         </w:tc>
         <w:tc>
@@ -11501,11 +11287,9 @@
             <w:vAlign w:val="center"/>
           </w:tcPr>
           <w:p>
-            <w:proofErr w:type="spellStart"/>
             <w:r>
               <w:t>Espécie</w:t>
             </w:r>
-            <w:proofErr w:type="spellEnd"/>
           </w:p>
         </w:tc>
         <w:tc>
@@ -11514,21 +11298,12 @@
             <w:vAlign w:val="center"/>
           </w:tcPr>
           <w:p>
-            <w:proofErr w:type="spellStart"/>
             <w:r>
               <w:rPr>
                 <w:rFonts w:ascii="Aptos Narrow" w:hAnsi="Aptos Narrow"/>
                 <w:color w:val="000000"/>
               </w:rPr>
-              <w:t>Inteiro</w:t>
-            </w:r>
-            <w:proofErr w:type="spellEnd"/>
-            <w:r>
-              <w:rPr>
-                <w:rFonts w:ascii="Aptos Narrow" w:hAnsi="Aptos Narrow"/>
-                <w:color w:val="000000"/>
-              </w:rPr>
-              <w:t xml:space="preserve"> (FK)</w:t>
+              <w:t>Inteiro (FK)</w:t>
             </w:r>
           </w:p>
         </w:tc>
@@ -12150,7 +11925,6 @@
                 <w:bCs/>
               </w:rPr>
             </w:pPr>
-            <w:proofErr w:type="spellStart"/>
             <w:r>
               <w:rPr>
                 <w:b/>
@@ -12158,7 +11932,6 @@
               </w:rPr>
               <w:t>Descrição</w:t>
             </w:r>
-            <w:proofErr w:type="spellEnd"/>
           </w:p>
         </w:tc>
         <w:tc>
@@ -12192,7 +11965,6 @@
                 <w:bCs/>
               </w:rPr>
             </w:pPr>
-            <w:proofErr w:type="spellStart"/>
             <w:r>
               <w:rPr>
                 <w:b/>
@@ -12200,7 +11972,6 @@
               </w:rPr>
               <w:t>Obrigatório</w:t>
             </w:r>
-            <w:proofErr w:type="spellEnd"/>
           </w:p>
         </w:tc>
       </w:tr>
@@ -12211,7 +11982,6 @@
             <w:vAlign w:val="center"/>
           </w:tcPr>
           <w:p>
-            <w:proofErr w:type="spellStart"/>
             <w:r>
               <w:rPr>
                 <w:rFonts w:ascii="Aptos Narrow" w:hAnsi="Aptos Narrow"/>
@@ -12219,7 +11989,6 @@
               </w:rPr>
               <w:t>nome</w:t>
             </w:r>
-            <w:proofErr w:type="spellEnd"/>
           </w:p>
         </w:tc>
         <w:tc>
@@ -12233,33 +12002,8 @@
                 <w:rFonts w:ascii="Aptos Narrow" w:hAnsi="Aptos Narrow"/>
                 <w:color w:val="000000"/>
               </w:rPr>
-              <w:t xml:space="preserve">Nome </w:t>
-            </w:r>
-            <w:proofErr w:type="spellStart"/>
-            <w:r>
-              <w:rPr>
-                <w:rFonts w:ascii="Aptos Narrow" w:hAnsi="Aptos Narrow"/>
-                <w:color w:val="000000"/>
-              </w:rPr>
-              <w:t>completo</w:t>
-            </w:r>
-            <w:proofErr w:type="spellEnd"/>
-            <w:r>
-              <w:rPr>
-                <w:rFonts w:ascii="Aptos Narrow" w:hAnsi="Aptos Narrow"/>
-                <w:color w:val="000000"/>
-              </w:rPr>
-              <w:t xml:space="preserve"> do </w:t>
-            </w:r>
-            <w:proofErr w:type="spellStart"/>
-            <w:r>
-              <w:rPr>
-                <w:rFonts w:ascii="Aptos Narrow" w:hAnsi="Aptos Narrow"/>
-                <w:color w:val="000000"/>
-              </w:rPr>
-              <w:t>usuário</w:t>
-            </w:r>
-            <w:proofErr w:type="spellEnd"/>
+              <w:t>Nome completo do usuário</w:t>
+            </w:r>
           </w:p>
         </w:tc>
         <w:tc>
@@ -12268,21 +12012,12 @@
             <w:vAlign w:val="center"/>
           </w:tcPr>
           <w:p>
-            <w:proofErr w:type="spellStart"/>
             <w:r>
               <w:rPr>
                 <w:rFonts w:ascii="Aptos Narrow" w:hAnsi="Aptos Narrow"/>
                 <w:color w:val="000000"/>
               </w:rPr>
-              <w:t>Texto</w:t>
-            </w:r>
-            <w:proofErr w:type="spellEnd"/>
-            <w:r>
-              <w:rPr>
-                <w:rFonts w:ascii="Aptos Narrow" w:hAnsi="Aptos Narrow"/>
-                <w:color w:val="000000"/>
-              </w:rPr>
-              <w:t xml:space="preserve"> (100)</w:t>
+              <w:t>Texto (100)</w:t>
             </w:r>
           </w:p>
         </w:tc>
@@ -12320,21 +12055,12 @@
             <w:vAlign w:val="center"/>
           </w:tcPr>
           <w:p>
-            <w:proofErr w:type="spellStart"/>
             <w:r>
               <w:rPr>
                 <w:rFonts w:ascii="Aptos Narrow" w:hAnsi="Aptos Narrow"/>
                 <w:color w:val="000000"/>
               </w:rPr>
-              <w:t>Definição</w:t>
-            </w:r>
-            <w:proofErr w:type="spellEnd"/>
-            <w:r>
-              <w:rPr>
-                <w:rFonts w:ascii="Aptos Narrow" w:hAnsi="Aptos Narrow"/>
-                <w:color w:val="000000"/>
-              </w:rPr>
-              <w:t xml:space="preserve"> do Login</w:t>
+              <w:t>Definição do Login</w:t>
             </w:r>
           </w:p>
         </w:tc>
@@ -12344,21 +12070,12 @@
             <w:vAlign w:val="center"/>
           </w:tcPr>
           <w:p>
-            <w:proofErr w:type="spellStart"/>
             <w:r>
               <w:rPr>
                 <w:rFonts w:ascii="Aptos Narrow" w:hAnsi="Aptos Narrow"/>
                 <w:color w:val="000000"/>
               </w:rPr>
-              <w:t>Texto</w:t>
-            </w:r>
-            <w:proofErr w:type="spellEnd"/>
-            <w:r>
-              <w:rPr>
-                <w:rFonts w:ascii="Aptos Narrow" w:hAnsi="Aptos Narrow"/>
-                <w:color w:val="000000"/>
-              </w:rPr>
-              <w:t xml:space="preserve"> (50)</w:t>
+              <w:t>Texto (50)</w:t>
             </w:r>
           </w:p>
         </w:tc>
@@ -12410,21 +12127,12 @@
             <w:vAlign w:val="center"/>
           </w:tcPr>
           <w:p>
-            <w:proofErr w:type="spellStart"/>
             <w:r>
               <w:rPr>
                 <w:rFonts w:ascii="Aptos Narrow" w:hAnsi="Aptos Narrow"/>
                 <w:color w:val="000000"/>
               </w:rPr>
-              <w:t>Texto</w:t>
-            </w:r>
-            <w:proofErr w:type="spellEnd"/>
-            <w:r>
-              <w:rPr>
-                <w:rFonts w:ascii="Aptos Narrow" w:hAnsi="Aptos Narrow"/>
-                <w:color w:val="000000"/>
-              </w:rPr>
-              <w:t xml:space="preserve"> (150)</w:t>
+              <w:t>Texto (150)</w:t>
             </w:r>
           </w:p>
         </w:tc>
@@ -12446,7 +12154,6 @@
             <w:vAlign w:val="center"/>
           </w:tcPr>
           <w:p>
-            <w:proofErr w:type="spellStart"/>
             <w:r>
               <w:rPr>
                 <w:rFonts w:ascii="Aptos Narrow" w:hAnsi="Aptos Narrow"/>
@@ -12454,7 +12161,6 @@
               </w:rPr>
               <w:t>senha</w:t>
             </w:r>
-            <w:proofErr w:type="spellEnd"/>
           </w:p>
         </w:tc>
         <w:tc>
@@ -12463,31 +12169,13 @@
             <w:vAlign w:val="center"/>
           </w:tcPr>
           <w:p>
-            <w:proofErr w:type="spellStart"/>
             <w:r>
               <w:rPr>
                 <w:rFonts w:ascii="Aptos Narrow" w:hAnsi="Aptos Narrow"/>
                 <w:color w:val="000000"/>
               </w:rPr>
-              <w:t>Definição</w:t>
-            </w:r>
-            <w:proofErr w:type="spellEnd"/>
-            <w:r>
-              <w:rPr>
-                <w:rFonts w:ascii="Aptos Narrow" w:hAnsi="Aptos Narrow"/>
-                <w:color w:val="000000"/>
-              </w:rPr>
-              <w:t xml:space="preserve"> de </w:t>
-            </w:r>
-            <w:proofErr w:type="spellStart"/>
-            <w:r>
-              <w:rPr>
-                <w:rFonts w:ascii="Aptos Narrow" w:hAnsi="Aptos Narrow"/>
-                <w:color w:val="000000"/>
-              </w:rPr>
-              <w:t>senha</w:t>
-            </w:r>
-            <w:proofErr w:type="spellEnd"/>
+              <w:t>Definição de senha</w:t>
+            </w:r>
           </w:p>
         </w:tc>
         <w:tc>
@@ -12496,21 +12184,12 @@
             <w:vAlign w:val="center"/>
           </w:tcPr>
           <w:p>
-            <w:proofErr w:type="spellStart"/>
             <w:r>
               <w:rPr>
                 <w:rFonts w:ascii="Aptos Narrow" w:hAnsi="Aptos Narrow"/>
                 <w:color w:val="000000"/>
               </w:rPr>
-              <w:t>Texto</w:t>
-            </w:r>
-            <w:proofErr w:type="spellEnd"/>
-            <w:r>
-              <w:rPr>
-                <w:rFonts w:ascii="Aptos Narrow" w:hAnsi="Aptos Narrow"/>
-                <w:color w:val="000000"/>
-              </w:rPr>
-              <w:t xml:space="preserve"> (255)</w:t>
+              <w:t>Texto (255)</w:t>
             </w:r>
           </w:p>
         </w:tc>
@@ -12538,7 +12217,6 @@
                 <w:color w:val="000000"/>
               </w:rPr>
             </w:pPr>
-            <w:proofErr w:type="spellStart"/>
             <w:r>
               <w:rPr>
                 <w:rFonts w:ascii="Aptos Narrow" w:hAnsi="Aptos Narrow"/>
@@ -12546,7 +12224,6 @@
               </w:rPr>
               <w:t>situacao</w:t>
             </w:r>
-            <w:proofErr w:type="spellEnd"/>
           </w:p>
         </w:tc>
         <w:tc>
@@ -12561,69 +12238,12 @@
                 <w:color w:val="000000"/>
               </w:rPr>
             </w:pPr>
-            <w:proofErr w:type="spellStart"/>
             <w:r>
               <w:rPr>
                 <w:rFonts w:ascii="Aptos Narrow" w:hAnsi="Aptos Narrow"/>
                 <w:color w:val="000000"/>
               </w:rPr>
-              <w:t>Situação</w:t>
-            </w:r>
-            <w:proofErr w:type="spellEnd"/>
-            <w:r>
-              <w:rPr>
-                <w:rFonts w:ascii="Aptos Narrow" w:hAnsi="Aptos Narrow"/>
-                <w:color w:val="000000"/>
-              </w:rPr>
-              <w:t xml:space="preserve"> (</w:t>
-            </w:r>
-            <w:proofErr w:type="spellStart"/>
-            <w:r>
-              <w:rPr>
-                <w:rFonts w:ascii="Aptos Narrow" w:hAnsi="Aptos Narrow"/>
-                <w:color w:val="000000"/>
-              </w:rPr>
-              <w:t>Ativo</w:t>
-            </w:r>
-            <w:proofErr w:type="spellEnd"/>
-            <w:r>
-              <w:rPr>
-                <w:rFonts w:ascii="Aptos Narrow" w:hAnsi="Aptos Narrow"/>
-                <w:color w:val="000000"/>
-              </w:rPr>
-              <w:t xml:space="preserve"> </w:t>
-            </w:r>
-            <w:proofErr w:type="spellStart"/>
-            <w:r>
-              <w:rPr>
-                <w:rFonts w:ascii="Aptos Narrow" w:hAnsi="Aptos Narrow"/>
-                <w:color w:val="000000"/>
-              </w:rPr>
-              <w:t>ou</w:t>
-            </w:r>
-            <w:proofErr w:type="spellEnd"/>
-            <w:r>
-              <w:rPr>
-                <w:rFonts w:ascii="Aptos Narrow" w:hAnsi="Aptos Narrow"/>
-                <w:color w:val="000000"/>
-              </w:rPr>
-              <w:t xml:space="preserve"> </w:t>
-            </w:r>
-            <w:proofErr w:type="spellStart"/>
-            <w:r>
-              <w:rPr>
-                <w:rFonts w:ascii="Aptos Narrow" w:hAnsi="Aptos Narrow"/>
-                <w:color w:val="000000"/>
-              </w:rPr>
-              <w:t>Inativo</w:t>
-            </w:r>
-            <w:proofErr w:type="spellEnd"/>
-            <w:r>
-              <w:rPr>
-                <w:rFonts w:ascii="Aptos Narrow" w:hAnsi="Aptos Narrow"/>
-                <w:color w:val="000000"/>
-              </w:rPr>
-              <w:t>)</w:t>
+              <w:t>Situação (Ativo ou Inativo)</w:t>
             </w:r>
           </w:p>
         </w:tc>
@@ -12639,21 +12259,12 @@
                 <w:color w:val="000000"/>
               </w:rPr>
             </w:pPr>
-            <w:proofErr w:type="spellStart"/>
             <w:r>
               <w:rPr>
                 <w:rFonts w:ascii="Aptos Narrow" w:hAnsi="Aptos Narrow"/>
                 <w:color w:val="000000"/>
               </w:rPr>
-              <w:t>Texto</w:t>
-            </w:r>
-            <w:proofErr w:type="spellEnd"/>
-            <w:r>
-              <w:rPr>
-                <w:rFonts w:ascii="Aptos Narrow" w:hAnsi="Aptos Narrow"/>
-                <w:color w:val="000000"/>
-              </w:rPr>
-              <w:t xml:space="preserve"> (1)</w:t>
+              <w:t>Texto (1)</w:t>
             </w:r>
           </w:p>
         </w:tc>
@@ -12681,7 +12292,6 @@
                 <w:color w:val="000000"/>
               </w:rPr>
             </w:pPr>
-            <w:proofErr w:type="spellStart"/>
             <w:r>
               <w:rPr>
                 <w:rFonts w:ascii="Aptos Narrow" w:hAnsi="Aptos Narrow"/>
@@ -12689,7 +12299,6 @@
               </w:rPr>
               <w:t>fk_perfil</w:t>
             </w:r>
-            <w:proofErr w:type="spellEnd"/>
           </w:p>
         </w:tc>
         <w:tc>
@@ -12727,21 +12336,12 @@
                 <w:color w:val="000000"/>
               </w:rPr>
             </w:pPr>
-            <w:proofErr w:type="spellStart"/>
             <w:r>
               <w:rPr>
                 <w:rFonts w:ascii="Aptos Narrow" w:hAnsi="Aptos Narrow"/>
                 <w:color w:val="000000"/>
               </w:rPr>
-              <w:t>Inteiro</w:t>
-            </w:r>
-            <w:proofErr w:type="spellEnd"/>
-            <w:r>
-              <w:rPr>
-                <w:rFonts w:ascii="Aptos Narrow" w:hAnsi="Aptos Narrow"/>
-                <w:color w:val="000000"/>
-              </w:rPr>
-              <w:t xml:space="preserve"> (FK)</w:t>
+              <w:t>Inteiro (FK)</w:t>
             </w:r>
           </w:p>
         </w:tc>
@@ -13343,7 +12943,6 @@
                 <w:bCs/>
               </w:rPr>
             </w:pPr>
-            <w:proofErr w:type="spellStart"/>
             <w:r>
               <w:rPr>
                 <w:b/>
@@ -13351,7 +12950,6 @@
               </w:rPr>
               <w:t>Descrição</w:t>
             </w:r>
-            <w:proofErr w:type="spellEnd"/>
           </w:p>
         </w:tc>
         <w:tc>
@@ -13385,7 +12983,6 @@
                 <w:bCs/>
               </w:rPr>
             </w:pPr>
-            <w:proofErr w:type="spellStart"/>
             <w:r>
               <w:rPr>
                 <w:b/>
@@ -13393,7 +12990,6 @@
               </w:rPr>
               <w:t>Obrigatório</w:t>
             </w:r>
-            <w:proofErr w:type="spellEnd"/>
           </w:p>
         </w:tc>
       </w:tr>
@@ -13403,11 +12999,9 @@
             <w:tcW w:w="2160" w:type="dxa"/>
           </w:tcPr>
           <w:p>
-            <w:proofErr w:type="spellStart"/>
             <w:r>
               <w:t>nome</w:t>
             </w:r>
-            <w:proofErr w:type="spellEnd"/>
           </w:p>
         </w:tc>
         <w:tc>
@@ -13419,13 +13013,8 @@
               <w:t xml:space="preserve">Nome </w:t>
             </w:r>
             <w:r>
-              <w:t xml:space="preserve">do </w:t>
-            </w:r>
-            <w:proofErr w:type="spellStart"/>
-            <w:r>
-              <w:t>Perfil</w:t>
-            </w:r>
-            <w:proofErr w:type="spellEnd"/>
+              <w:t>do Perfil</w:t>
+            </w:r>
           </w:p>
         </w:tc>
         <w:tc>
@@ -13433,13 +13022,8 @@
             <w:tcW w:w="2160" w:type="dxa"/>
           </w:tcPr>
           <w:p>
-            <w:proofErr w:type="spellStart"/>
-            <w:r>
-              <w:t>Texto</w:t>
-            </w:r>
-            <w:proofErr w:type="spellEnd"/>
-            <w:r>
-              <w:t xml:space="preserve"> (50)</w:t>
+            <w:r>
+              <w:t>Texto (50)</w:t>
             </w:r>
           </w:p>
         </w:tc>
@@ -14143,7 +13727,6 @@
                 <w:bCs/>
               </w:rPr>
             </w:pPr>
-            <w:proofErr w:type="spellStart"/>
             <w:r>
               <w:rPr>
                 <w:b/>
@@ -14151,7 +13734,6 @@
               </w:rPr>
               <w:t>Descrição</w:t>
             </w:r>
-            <w:proofErr w:type="spellEnd"/>
           </w:p>
         </w:tc>
         <w:tc>
@@ -14185,7 +13767,6 @@
                 <w:bCs/>
               </w:rPr>
             </w:pPr>
-            <w:proofErr w:type="spellStart"/>
             <w:r>
               <w:rPr>
                 <w:b/>
@@ -14193,7 +13774,6 @@
               </w:rPr>
               <w:t>Obrigatório</w:t>
             </w:r>
-            <w:proofErr w:type="spellEnd"/>
           </w:p>
         </w:tc>
       </w:tr>
@@ -14204,7 +13784,6 @@
             <w:vAlign w:val="center"/>
           </w:tcPr>
           <w:p>
-            <w:proofErr w:type="spellStart"/>
             <w:r>
               <w:rPr>
                 <w:rFonts w:ascii="Aptos Narrow" w:hAnsi="Aptos Narrow"/>
@@ -14212,7 +13791,6 @@
               </w:rPr>
               <w:t>dtExame</w:t>
             </w:r>
-            <w:proofErr w:type="spellEnd"/>
           </w:p>
         </w:tc>
         <w:tc>
@@ -14259,7 +13837,6 @@
             <w:vAlign w:val="center"/>
           </w:tcPr>
           <w:p>
-            <w:proofErr w:type="spellStart"/>
             <w:r>
               <w:rPr>
                 <w:rFonts w:ascii="Aptos Narrow" w:hAnsi="Aptos Narrow"/>
@@ -14267,7 +13844,6 @@
               </w:rPr>
               <w:t>codExame</w:t>
             </w:r>
-            <w:proofErr w:type="spellEnd"/>
           </w:p>
         </w:tc>
         <w:tc>
@@ -14287,21 +13863,12 @@
             <w:vAlign w:val="bottom"/>
           </w:tcPr>
           <w:p>
-            <w:proofErr w:type="spellStart"/>
             <w:r>
               <w:rPr>
                 <w:rFonts w:ascii="Cambria" w:hAnsi="Cambria"/>
                 <w:color w:val="000000"/>
               </w:rPr>
-              <w:t>Inteiro</w:t>
-            </w:r>
-            <w:proofErr w:type="spellEnd"/>
-            <w:r>
-              <w:rPr>
-                <w:rFonts w:ascii="Cambria" w:hAnsi="Cambria"/>
-                <w:color w:val="000000"/>
-              </w:rPr>
-              <w:t xml:space="preserve"> (FK)</w:t>
+              <w:t>Inteiro (FK)</w:t>
             </w:r>
           </w:p>
         </w:tc>
@@ -14323,7 +13890,6 @@
             <w:vAlign w:val="center"/>
           </w:tcPr>
           <w:p>
-            <w:proofErr w:type="spellStart"/>
             <w:r>
               <w:rPr>
                 <w:rFonts w:ascii="Aptos Narrow" w:hAnsi="Aptos Narrow"/>
@@ -14331,7 +13897,6 @@
               </w:rPr>
               <w:t>codPet</w:t>
             </w:r>
-            <w:proofErr w:type="spellEnd"/>
           </w:p>
         </w:tc>
         <w:tc>
@@ -14351,21 +13916,12 @@
             <w:vAlign w:val="bottom"/>
           </w:tcPr>
           <w:p>
-            <w:proofErr w:type="spellStart"/>
             <w:r>
               <w:rPr>
                 <w:rFonts w:ascii="Cambria" w:hAnsi="Cambria"/>
                 <w:color w:val="000000"/>
               </w:rPr>
-              <w:t>Inteiro</w:t>
-            </w:r>
-            <w:proofErr w:type="spellEnd"/>
-            <w:r>
-              <w:rPr>
-                <w:rFonts w:ascii="Cambria" w:hAnsi="Cambria"/>
-                <w:color w:val="000000"/>
-              </w:rPr>
-              <w:t xml:space="preserve"> (FK)</w:t>
+              <w:t>Inteiro (FK)</w:t>
             </w:r>
           </w:p>
         </w:tc>
@@ -15033,7 +14589,6 @@
                 <w:bCs/>
               </w:rPr>
             </w:pPr>
-            <w:proofErr w:type="spellStart"/>
             <w:r>
               <w:rPr>
                 <w:b/>
@@ -15041,7 +14596,6 @@
               </w:rPr>
               <w:t>Descrição</w:t>
             </w:r>
-            <w:proofErr w:type="spellEnd"/>
           </w:p>
         </w:tc>
         <w:tc>
@@ -15075,7 +14629,6 @@
                 <w:bCs/>
               </w:rPr>
             </w:pPr>
-            <w:proofErr w:type="spellStart"/>
             <w:r>
               <w:rPr>
                 <w:b/>
@@ -15083,7 +14636,6 @@
               </w:rPr>
               <w:t>Obrigatório</w:t>
             </w:r>
-            <w:proofErr w:type="spellEnd"/>
           </w:p>
         </w:tc>
       </w:tr>
@@ -15094,7 +14646,6 @@
             <w:vAlign w:val="center"/>
           </w:tcPr>
           <w:p>
-            <w:proofErr w:type="spellStart"/>
             <w:r>
               <w:rPr>
                 <w:rFonts w:ascii="Aptos Narrow" w:hAnsi="Aptos Narrow"/>
@@ -15102,7 +14653,6 @@
               </w:rPr>
               <w:t>dtVacina</w:t>
             </w:r>
-            <w:proofErr w:type="spellEnd"/>
           </w:p>
         </w:tc>
         <w:tc>
@@ -15163,7 +14713,6 @@
             <w:vAlign w:val="center"/>
           </w:tcPr>
           <w:p>
-            <w:proofErr w:type="spellStart"/>
             <w:r>
               <w:rPr>
                 <w:rFonts w:ascii="Aptos Narrow" w:hAnsi="Aptos Narrow"/>
@@ -15171,7 +14720,6 @@
               </w:rPr>
               <w:t>codvacina</w:t>
             </w:r>
-            <w:proofErr w:type="spellEnd"/>
           </w:p>
         </w:tc>
         <w:tc>
@@ -15181,13 +14729,8 @@
           </w:tcPr>
           <w:p>
             <w:r>
-              <w:t xml:space="preserve">Código da </w:t>
-            </w:r>
-            <w:proofErr w:type="spellStart"/>
-            <w:r>
-              <w:t>Vacina</w:t>
-            </w:r>
-            <w:proofErr w:type="spellEnd"/>
+              <w:t>Código da Vacina</w:t>
+            </w:r>
           </w:p>
         </w:tc>
         <w:tc>
@@ -15196,21 +14739,12 @@
             <w:vAlign w:val="center"/>
           </w:tcPr>
           <w:p>
-            <w:proofErr w:type="spellStart"/>
             <w:r>
               <w:rPr>
                 <w:rFonts w:ascii="Aptos Narrow" w:hAnsi="Aptos Narrow"/>
                 <w:color w:val="000000"/>
               </w:rPr>
-              <w:t>Inteiro</w:t>
-            </w:r>
-            <w:proofErr w:type="spellEnd"/>
-            <w:r>
-              <w:rPr>
-                <w:rFonts w:ascii="Aptos Narrow" w:hAnsi="Aptos Narrow"/>
-                <w:color w:val="000000"/>
-              </w:rPr>
-              <w:t xml:space="preserve"> (FK)</w:t>
+              <w:t>Inteiro (FK)</w:t>
             </w:r>
           </w:p>
         </w:tc>
@@ -15232,7 +14766,6 @@
             <w:vAlign w:val="center"/>
           </w:tcPr>
           <w:p>
-            <w:proofErr w:type="spellStart"/>
             <w:r>
               <w:rPr>
                 <w:rFonts w:ascii="Aptos Narrow" w:hAnsi="Aptos Narrow"/>
@@ -15241,7 +14774,6 @@
               <w:lastRenderedPageBreak/>
               <w:t>codPet</w:t>
             </w:r>
-            <w:proofErr w:type="spellEnd"/>
           </w:p>
         </w:tc>
         <w:tc>
@@ -15261,21 +14793,12 @@
             <w:vAlign w:val="center"/>
           </w:tcPr>
           <w:p>
-            <w:proofErr w:type="spellStart"/>
             <w:r>
               <w:rPr>
                 <w:rFonts w:ascii="Aptos Narrow" w:hAnsi="Aptos Narrow"/>
                 <w:color w:val="000000"/>
               </w:rPr>
-              <w:t>Inteiro</w:t>
-            </w:r>
-            <w:proofErr w:type="spellEnd"/>
-            <w:r>
-              <w:rPr>
-                <w:rFonts w:ascii="Aptos Narrow" w:hAnsi="Aptos Narrow"/>
-                <w:color w:val="000000"/>
-              </w:rPr>
-              <w:t xml:space="preserve"> (FK)</w:t>
+              <w:t>Inteiro (FK)</w:t>
             </w:r>
           </w:p>
         </w:tc>
@@ -15968,7 +15491,6 @@
                 <w:bCs/>
               </w:rPr>
             </w:pPr>
-            <w:proofErr w:type="spellStart"/>
             <w:r>
               <w:rPr>
                 <w:b/>
@@ -15976,7 +15498,6 @@
               </w:rPr>
               <w:t>Descrição</w:t>
             </w:r>
-            <w:proofErr w:type="spellEnd"/>
           </w:p>
         </w:tc>
         <w:tc>
@@ -16010,7 +15531,6 @@
                 <w:bCs/>
               </w:rPr>
             </w:pPr>
-            <w:proofErr w:type="spellStart"/>
             <w:r>
               <w:rPr>
                 <w:b/>
@@ -16018,7 +15538,6 @@
               </w:rPr>
               <w:t>Obrigatório</w:t>
             </w:r>
-            <w:proofErr w:type="spellEnd"/>
           </w:p>
         </w:tc>
       </w:tr>
@@ -16029,7 +15548,6 @@
             <w:vAlign w:val="center"/>
           </w:tcPr>
           <w:p>
-            <w:proofErr w:type="spellStart"/>
             <w:r>
               <w:rPr>
                 <w:rFonts w:ascii="Aptos Narrow" w:hAnsi="Aptos Narrow"/>
@@ -16037,7 +15555,6 @@
               </w:rPr>
               <w:t>dtDoenca</w:t>
             </w:r>
-            <w:proofErr w:type="spellEnd"/>
           </w:p>
         </w:tc>
         <w:tc>
@@ -16055,21 +15572,7 @@
               <w:rPr>
                 <w:lang w:val="pt-BR"/>
               </w:rPr>
-              <w:t xml:space="preserve">Data da </w:t>
-            </w:r>
-            <w:proofErr w:type="spellStart"/>
-            <w:r>
-              <w:rPr>
-                <w:lang w:val="pt-BR"/>
-              </w:rPr>
-              <w:t>indentificação</w:t>
-            </w:r>
-            <w:proofErr w:type="spellEnd"/>
-            <w:r>
-              <w:rPr>
-                <w:lang w:val="pt-BR"/>
-              </w:rPr>
-              <w:t xml:space="preserve"> da d</w:t>
+              <w:t>Data da indentificação da d</w:t>
             </w:r>
             <w:r>
               <w:rPr>
@@ -16112,7 +15615,6 @@
             <w:vAlign w:val="center"/>
           </w:tcPr>
           <w:p>
-            <w:proofErr w:type="spellStart"/>
             <w:r>
               <w:rPr>
                 <w:rFonts w:ascii="Aptos Narrow" w:hAnsi="Aptos Narrow"/>
@@ -16120,7 +15622,6 @@
               </w:rPr>
               <w:t>codDoenca</w:t>
             </w:r>
-            <w:proofErr w:type="spellEnd"/>
           </w:p>
         </w:tc>
         <w:tc>
@@ -16130,13 +15631,8 @@
           </w:tcPr>
           <w:p>
             <w:r>
-              <w:t xml:space="preserve">Código da </w:t>
-            </w:r>
-            <w:proofErr w:type="spellStart"/>
-            <w:r>
-              <w:t>doença</w:t>
-            </w:r>
-            <w:proofErr w:type="spellEnd"/>
+              <w:t>Código da doença</w:t>
+            </w:r>
           </w:p>
         </w:tc>
         <w:tc>
@@ -16145,21 +15641,12 @@
             <w:vAlign w:val="bottom"/>
           </w:tcPr>
           <w:p>
-            <w:proofErr w:type="spellStart"/>
             <w:r>
               <w:rPr>
                 <w:rFonts w:ascii="Cambria" w:hAnsi="Cambria"/>
                 <w:color w:val="000000"/>
               </w:rPr>
-              <w:t>Inteiro</w:t>
-            </w:r>
-            <w:proofErr w:type="spellEnd"/>
-            <w:r>
-              <w:rPr>
-                <w:rFonts w:ascii="Cambria" w:hAnsi="Cambria"/>
-                <w:color w:val="000000"/>
-              </w:rPr>
-              <w:t xml:space="preserve"> (FK)</w:t>
+              <w:t>Inteiro (FK)</w:t>
             </w:r>
           </w:p>
         </w:tc>
@@ -16181,7 +15668,6 @@
             <w:vAlign w:val="center"/>
           </w:tcPr>
           <w:p>
-            <w:proofErr w:type="spellStart"/>
             <w:r>
               <w:rPr>
                 <w:rFonts w:ascii="Aptos Narrow" w:hAnsi="Aptos Narrow"/>
@@ -16189,7 +15675,6 @@
               </w:rPr>
               <w:t>codPet</w:t>
             </w:r>
-            <w:proofErr w:type="spellEnd"/>
           </w:p>
         </w:tc>
         <w:tc>
@@ -16209,21 +15694,12 @@
             <w:vAlign w:val="bottom"/>
           </w:tcPr>
           <w:p>
-            <w:proofErr w:type="spellStart"/>
             <w:r>
               <w:rPr>
                 <w:rFonts w:ascii="Cambria" w:hAnsi="Cambria"/>
                 <w:color w:val="000000"/>
               </w:rPr>
-              <w:t>Inteiro</w:t>
-            </w:r>
-            <w:proofErr w:type="spellEnd"/>
-            <w:r>
-              <w:rPr>
-                <w:rFonts w:ascii="Cambria" w:hAnsi="Cambria"/>
-                <w:color w:val="000000"/>
-              </w:rPr>
-              <w:t xml:space="preserve"> (FK)</w:t>
+              <w:t>Inteiro (FK)</w:t>
             </w:r>
           </w:p>
         </w:tc>
@@ -16898,7 +16374,6 @@
                 <w:bCs/>
               </w:rPr>
             </w:pPr>
-            <w:proofErr w:type="spellStart"/>
             <w:r>
               <w:rPr>
                 <w:b/>
@@ -16906,7 +16381,6 @@
               </w:rPr>
               <w:t>Descrição</w:t>
             </w:r>
-            <w:proofErr w:type="spellEnd"/>
           </w:p>
         </w:tc>
         <w:tc>
@@ -16940,7 +16414,6 @@
                 <w:bCs/>
               </w:rPr>
             </w:pPr>
-            <w:proofErr w:type="spellStart"/>
             <w:r>
               <w:rPr>
                 <w:b/>
@@ -16948,7 +16421,6 @@
               </w:rPr>
               <w:t>Obrigatório</w:t>
             </w:r>
-            <w:proofErr w:type="spellEnd"/>
           </w:p>
         </w:tc>
       </w:tr>
@@ -16985,21 +16457,12 @@
             <w:vAlign w:val="center"/>
           </w:tcPr>
           <w:p>
-            <w:proofErr w:type="spellStart"/>
             <w:r>
               <w:rPr>
                 <w:rFonts w:ascii="Aptos Narrow" w:hAnsi="Aptos Narrow"/>
                 <w:color w:val="000000"/>
               </w:rPr>
-              <w:t>número</w:t>
-            </w:r>
-            <w:proofErr w:type="spellEnd"/>
-            <w:r>
-              <w:rPr>
-                <w:rFonts w:ascii="Aptos Narrow" w:hAnsi="Aptos Narrow"/>
-                <w:color w:val="000000"/>
-              </w:rPr>
-              <w:t xml:space="preserve"> decimal</w:t>
+              <w:t>número decimal</w:t>
             </w:r>
           </w:p>
         </w:tc>
@@ -17021,7 +16484,6 @@
             <w:vAlign w:val="center"/>
           </w:tcPr>
           <w:p>
-            <w:proofErr w:type="spellStart"/>
             <w:r>
               <w:rPr>
                 <w:rFonts w:ascii="Aptos Narrow" w:hAnsi="Aptos Narrow"/>
@@ -17029,7 +16491,6 @@
               </w:rPr>
               <w:t>dtPeso</w:t>
             </w:r>
-            <w:proofErr w:type="spellEnd"/>
           </w:p>
         </w:tc>
         <w:tc>
@@ -17039,29 +16500,8 @@
           </w:tcPr>
           <w:p>
             <w:r>
-              <w:t xml:space="preserve">Data </w:t>
-            </w:r>
-            <w:proofErr w:type="spellStart"/>
-            <w:r>
-              <w:t>que</w:t>
-            </w:r>
-            <w:proofErr w:type="spellEnd"/>
-            <w:r>
-              <w:t xml:space="preserve"> </w:t>
-            </w:r>
-            <w:proofErr w:type="spellStart"/>
-            <w:r>
-              <w:t>foi</w:t>
-            </w:r>
-            <w:proofErr w:type="spellEnd"/>
-            <w:r>
-              <w:t xml:space="preserve"> </w:t>
-            </w:r>
-            <w:proofErr w:type="spellStart"/>
-            <w:r>
-              <w:t>pesado</w:t>
-            </w:r>
-            <w:proofErr w:type="spellEnd"/>
+              <w:t>Data que foi pesado</w:t>
+            </w:r>
           </w:p>
         </w:tc>
         <w:tc>
@@ -17097,7 +16537,6 @@
             <w:vAlign w:val="center"/>
           </w:tcPr>
           <w:p>
-            <w:proofErr w:type="spellStart"/>
             <w:r>
               <w:rPr>
                 <w:rFonts w:ascii="Aptos Narrow" w:hAnsi="Aptos Narrow"/>
@@ -17105,7 +16544,6 @@
               </w:rPr>
               <w:t>codPet</w:t>
             </w:r>
-            <w:proofErr w:type="spellEnd"/>
           </w:p>
         </w:tc>
         <w:tc>
@@ -17125,21 +16563,12 @@
             <w:vAlign w:val="bottom"/>
           </w:tcPr>
           <w:p>
-            <w:proofErr w:type="spellStart"/>
             <w:r>
               <w:rPr>
                 <w:rFonts w:ascii="Cambria" w:hAnsi="Cambria"/>
                 <w:color w:val="000000"/>
               </w:rPr>
-              <w:t>Inteiro</w:t>
-            </w:r>
-            <w:proofErr w:type="spellEnd"/>
-            <w:r>
-              <w:rPr>
-                <w:rFonts w:ascii="Cambria" w:hAnsi="Cambria"/>
-                <w:color w:val="000000"/>
-              </w:rPr>
-              <w:t xml:space="preserve"> (FK)</w:t>
+              <w:t>Inteiro (FK)</w:t>
             </w:r>
           </w:p>
         </w:tc>
@@ -20433,7 +19862,6 @@
   <w:style w:type="character" w:default="1" w:styleId="Fontepargpadro">
     <w:name w:val="Default Paragraph Font"/>
     <w:uiPriority w:val="1"/>
-    <w:semiHidden/>
     <w:unhideWhenUsed/>
   </w:style>
   <w:style w:type="table" w:default="1" w:styleId="Tabelanormal">
